--- a/inbox/Application Aware Networking/Book_19_FedAAN_Authorization_Package_ConMon.docx
+++ b/inbox/Application Aware Networking/Book_19_FedAAN_Authorization_Package_ConMon.docx
@@ -8468,7 +8468,7 @@
         </w:numPr>
       </w:pPr>
       <w:r>
-        <w:t xml:space="preserve">Confirm all 18 books compiled and available in</w:t>
+        <w:t xml:space="preserve">Confirm all 19 books compiled and available in</w:t>
       </w:r>
       <w:r>
         <w:t xml:space="preserve"> </w:t>

--- a/inbox/Application Aware Networking/Book_19_FedAAN_Authorization_Package_ConMon.docx
+++ b/inbox/Application Aware Networking/Book_19_FedAAN_Authorization_Package_ConMon.docx
@@ -60,283 +60,15 @@
         </w:p>
       </w:sdtContent>
     </w:sdt>
-    <w:bookmarkStart w:id="9" w:name="preface"/>
-    <w:p>
-      <w:pPr>
-        <w:pStyle w:val="Heading1"/>
-      </w:pPr>
-      <w:r>
-        <w:t xml:space="preserve">1. Preface</w:t>
-      </w:r>
-    </w:p>
-    <w:p>
-      <w:pPr>
-        <w:pStyle w:val="FirstParagraph"/>
-      </w:pPr>
-      <w:r>
-        <w:t xml:space="preserve">This is the nineteenth and final book in the Federal Application-Aware Networking</w:t>
-      </w:r>
-      <w:r>
-        <w:t xml:space="preserve"> </w:t>
-      </w:r>
-      <w:r>
-        <w:t xml:space="preserve">(AAN) series. Parts 1–18 generated the evidence layer: infrastructure</w:t>
-      </w:r>
-      <w:r>
-        <w:t xml:space="preserve"> </w:t>
-      </w:r>
-      <w:r>
-        <w:t xml:space="preserve">architecture, security controls, governance artifacts, and training records</w:t>
-      </w:r>
-      <w:r>
-        <w:t xml:space="preserve"> </w:t>
-      </w:r>
-      <w:r>
-        <w:t xml:space="preserve">mapped to NIST SP 800-53 Rev 5 controls and FedRAMP 20x Consolidated Rules for</w:t>
-      </w:r>
-      <w:r>
-        <w:t xml:space="preserve"> </w:t>
-      </w:r>
-      <w:r>
-        <w:t xml:space="preserve">29 CR26 KSIs. This document assembles those artifacts into the</w:t>
-      </w:r>
-      <w:r>
-        <w:t xml:space="preserve"> </w:t>
-      </w:r>
-      <w:r>
-        <w:rPr>
-          <w:b/>
-          <w:bCs/>
-        </w:rPr>
-        <w:t xml:space="preserve">authorization</w:t>
-      </w:r>
-      <w:r>
-        <w:rPr>
-          <w:b/>
-          <w:bCs/>
-        </w:rPr>
-        <w:t xml:space="preserve"> </w:t>
-      </w:r>
-      <w:r>
-        <w:rPr>
-          <w:b/>
-          <w:bCs/>
-        </w:rPr>
-        <w:t xml:space="preserve">package</w:t>
-      </w:r>
-      <w:r>
-        <w:t xml:space="preserve"> </w:t>
-      </w:r>
-      <w:r>
-        <w:t xml:space="preserve">— the formal submission that requests a FedRAMP Authorization to</w:t>
-      </w:r>
-      <w:r>
-        <w:t xml:space="preserve"> </w:t>
-      </w:r>
-      <w:r>
-        <w:t xml:space="preserve">Operate (ATO).</w:t>
-      </w:r>
-    </w:p>
-    <w:p>
-      <w:pPr>
-        <w:pStyle w:val="BodyText"/>
-      </w:pPr>
-      <w:r>
-        <w:t xml:space="preserve">Part 19 addresses four deliverables:</w:t>
-      </w:r>
-    </w:p>
-    <w:p>
-      <w:pPr>
-        <w:pStyle w:val="Compact"/>
-        <w:numPr>
-          <w:ilvl w:val="0"/>
-          <w:numId w:val="1001"/>
-        </w:numPr>
-      </w:pPr>
-      <w:r>
-        <w:rPr>
-          <w:b/>
-          <w:bCs/>
-        </w:rPr>
-        <w:t xml:space="preserve">Authorization Package Structure</w:t>
-      </w:r>
-      <w:r>
-        <w:t xml:space="preserve"> </w:t>
-      </w:r>
-      <w:r>
-        <w:t xml:space="preserve">— what documents, in which format, submitted where</w:t>
-      </w:r>
-    </w:p>
-    <w:p>
-      <w:pPr>
-        <w:pStyle w:val="Compact"/>
-        <w:numPr>
-          <w:ilvl w:val="0"/>
-          <w:numId w:val="1001"/>
-        </w:numPr>
-      </w:pPr>
-      <w:r>
-        <w:rPr>
-          <w:b/>
-          <w:bCs/>
-        </w:rPr>
-        <w:t xml:space="preserve">Continuous Monitoring Program</w:t>
-      </w:r>
-      <w:r>
-        <w:t xml:space="preserve"> </w:t>
-      </w:r>
-      <w:r>
-        <w:t xml:space="preserve">— how the evidence stays fresh after ATO (CA-7)</w:t>
-      </w:r>
-    </w:p>
-    <w:p>
-      <w:pPr>
-        <w:pStyle w:val="Compact"/>
-        <w:numPr>
-          <w:ilvl w:val="0"/>
-          <w:numId w:val="1001"/>
-        </w:numPr>
-      </w:pPr>
-      <w:r>
-        <w:rPr>
-          <w:b/>
-          <w:bCs/>
-        </w:rPr>
-        <w:t xml:space="preserve">BOD 26-04 VDR/VER Submission</w:t>
-      </w:r>
-      <w:r>
-        <w:t xml:space="preserve"> </w:t>
-      </w:r>
-      <w:r>
-        <w:t xml:space="preserve">— the December 7, 2026 SBOM + vendor disclosure</w:t>
-      </w:r>
-    </w:p>
-    <w:p>
-      <w:pPr>
-        <w:pStyle w:val="Compact"/>
-        <w:numPr>
-          <w:ilvl w:val="0"/>
-          <w:numId w:val="1001"/>
-        </w:numPr>
-      </w:pPr>
-      <w:r>
-        <w:rPr>
-          <w:b/>
-          <w:bCs/>
-        </w:rPr>
-        <w:t xml:space="preserve">OSCAL AP+AR+POAM Bundle</w:t>
-      </w:r>
-      <w:r>
-        <w:t xml:space="preserve"> </w:t>
-      </w:r>
-      <w:r>
-        <w:t xml:space="preserve">— the machine-readable KSI evidence package</w:t>
-      </w:r>
-    </w:p>
-    <w:p>
-      <w:pPr>
-        <w:pStyle w:val="FirstParagraph"/>
-      </w:pPr>
-      <w:r>
-        <w:t xml:space="preserve">Controls closed by this document: CA-2, CA-5, CA-6, CA-7, CA-7(1), CA-7(3),</w:t>
-      </w:r>
-      <w:r>
-        <w:t xml:space="preserve"> </w:t>
-      </w:r>
-      <w:r>
-        <w:t xml:space="preserve">RA-3, SA-15.</w:t>
-      </w:r>
-    </w:p>
-    <w:p>
-      <w:r>
-        <w:pict>
-          <v:rect style="width:0;height:1.5pt" o:hralign="center" o:hrstd="t" o:hr="t"/>
-        </w:pict>
-      </w:r>
-    </w:p>
-    <w:bookmarkEnd w:id="9"/>
-    <w:bookmarkStart w:id="18" w:name="X4f11e25de9bc717d08a69ad931794ea2c42322f"/>
-    <w:p>
-      <w:pPr>
-        <w:pStyle w:val="Heading1"/>
-      </w:pPr>
-      <w:r>
-        <w:t xml:space="preserve">2. 1 The Eighteen-Book Journey — All 29 KSIs Evaluable at High Confidence</w:t>
-      </w:r>
-    </w:p>
-    <w:bookmarkStart w:id="13" w:name="series-summary"/>
-    <w:p>
-      <w:pPr>
-        <w:pStyle w:val="Heading2"/>
-      </w:pPr>
-      <w:r>
-        <w:t xml:space="preserve">2.1 1.1 Series Summary</w:t>
-      </w:r>
-    </w:p>
-    <w:p>
-      <w:pPr>
-        <w:pStyle w:val="FirstParagraph"/>
-      </w:pPr>
-      <w:r>
-        <w:t xml:space="preserve">The Federal AAN series delivered eighteen technical books covering the SSA GCC</w:t>
-      </w:r>
-      <w:r>
-        <w:t xml:space="preserve"> </w:t>
-      </w:r>
-      <w:r>
-        <w:t xml:space="preserve">Moderate boundary against NIST SP 800-53 Rev 5 and FedRAMP 20x Consolidated</w:t>
-      </w:r>
-      <w:r>
-        <w:t xml:space="preserve"> </w:t>
-      </w:r>
-      <w:r>
-        <w:t xml:space="preserve">Rules. Together the series closes</w:t>
-      </w:r>
-      <w:r>
-        <w:t xml:space="preserve"> </w:t>
-      </w:r>
-      <w:r>
-        <w:rPr>
-          <w:b/>
-          <w:bCs/>
-        </w:rPr>
-        <w:t xml:space="preserve">89+ distinct NIST controls</w:t>
-      </w:r>
-      <w:r>
-        <w:t xml:space="preserve"> </w:t>
-      </w:r>
-      <w:r>
-        <w:t xml:space="preserve">and provides</w:t>
-      </w:r>
-      <w:r>
-        <w:t xml:space="preserve"> </w:t>
-      </w:r>
-      <w:r>
-        <w:t xml:space="preserve">self-assessed evidence for all</w:t>
-      </w:r>
-      <w:r>
-        <w:t xml:space="preserve"> </w:t>
-      </w:r>
-      <w:r>
-        <w:rPr>
-          <w:b/>
-          <w:bCs/>
-        </w:rPr>
-        <w:t xml:space="preserve">29 FedRAMP 20x CR26 KSIs</w:t>
-      </w:r>
-      <w:r>
-        <w:t xml:space="preserve">.</w:t>
-      </w:r>
-    </w:p>
     <w:tbl>
       <w:tblPr>
         <w:tblStyle w:val="Table"/>
         <w:tblLook w:firstRow="0" w:lastRow="0" w:firstColumn="0" w:lastColumn="0" w:noHBand="0" w:noVBand="0" w:val="0000"/>
         <w:tblBorders>
-          <w:top w:val="single" w:sz="4" w:space="0" w:color="CC1914"/>
-          <w:left w:val="single" w:sz="24" w:space="0" w:color="CC1914"/>
-          <w:bottom w:val="single" w:sz="4" w:space="0" w:color="CC1914"/>
-          <w:right w:val="single" w:sz="4" w:space="0" w:color="CC1914"/>
+          <w:top w:val="single" w:sz="4" w:space="0" w:color="EB9113"/>
+          <w:left w:val="single" w:sz="24" w:space="0" w:color="EB9113"/>
+          <w:bottom w:val="single" w:sz="4" w:space="0" w:color="EB9113"/>
+          <w:right w:val="single" w:sz="4" w:space="0" w:color="EB9113"/>
         </w:tblBorders>
         <w:tblCellMar>
           <w:left w:w="144" w:type="dxa"/>
@@ -350,7 +82,7 @@
         </w:trPr>
         <w:tc>
           <w:tcPr>
-            <w:shd w:color="auto" w:fill="f7dddc" w:val="clear"/>
+            <w:shd w:color="auto" w:fill="fcefdc" w:val="clear"/>
             <w:tcMar>
               <w:top w:w="92" w:type="dxa"/>
               <w:bottom w:w="92" w:type="dxa"/>
@@ -358,7 +90,7 @@
           </w:tcPr>
           <w:p>
             <w:pPr>
-              <w:pStyle w:val="BodyText"/>
+              <w:pStyle w:val="FirstParagraph"/>
             </w:pPr>
             <w:pPr>
               <w:spacing w:before="0" w:after="0"/>
@@ -369,18 +101,18 @@
                 <wp:inline>
                   <wp:extent cx="152400" cy="152400"/>
                   <wp:effectExtent b="0" l="0" r="0" t="0"/>
-                  <wp:docPr descr="" title="" id="11" name="Picture"/>
+                  <wp:docPr descr="" title="" id="10" name="Picture"/>
                   <a:graphic>
                     <a:graphicData uri="http://schemas.openxmlformats.org/drawingml/2006/picture">
                       <pic:pic>
                         <pic:nvPicPr>
-                          <pic:cNvPr descr="/opt/quarto/share/formats/docx/important.png" id="12" name="Picture"/>
+                          <pic:cNvPr descr="/opt/quarto/share/formats/docx/warning.png" id="11" name="Picture"/>
                           <pic:cNvPicPr>
                             <a:picLocks noChangeArrowheads="1" noChangeAspect="1"/>
                           </pic:cNvPicPr>
                         </pic:nvPicPr>
                         <pic:blipFill>
-                          <a:blip r:embed="rId10"/>
+                          <a:blip r:embed="rId9"/>
                           <a:stretch>
                             <a:fillRect/>
                           </a:stretch>
@@ -413,6 +145,419 @@
               <w:t xml:space="preserve"> </w:t>
             </w:r>
             <w:r>
+              <w:t xml:space="preserve">Draft Proposal — Subject to Review</w:t>
+            </w:r>
+          </w:p>
+        </w:tc>
+      </w:tr>
+      <w:tr>
+        <w:trPr>
+          <w:cantSplit/>
+        </w:trPr>
+        <w:tc>
+          <w:tcPr>
+            <w:tcMar>
+              <w:top w:w="108" w:type="dxa"/>
+              <w:bottom w:w="108" w:type="dxa"/>
+            </w:tcMar>
+          </w:tcPr>
+          <w:p>
+            <w:pPr>
+              <w:pStyle w:val="BodyText"/>
+            </w:pPr>
+            <w:pPr>
+              <w:spacing w:before="16" w:after="16"/>
+            </w:pPr>
+            <w:r>
+              <w:t xml:space="preserve">This document is a</w:t>
+            </w:r>
+            <w:r>
+              <w:t xml:space="preserve"> </w:t>
+            </w:r>
+            <w:r>
+              <w:rPr>
+                <w:b/>
+                <w:bCs/>
+              </w:rPr>
+              <w:t xml:space="preserve">draft proposal</w:t>
+            </w:r>
+            <w:r>
+              <w:t xml:space="preserve"> </w:t>
+            </w:r>
+            <w:r>
+              <w:t xml:space="preserve">developed by the</w:t>
+            </w:r>
+            <w:r>
+              <w:t xml:space="preserve"> </w:t>
+            </w:r>
+            <w:r>
+              <w:rPr>
+                <w:b/>
+                <w:bCs/>
+              </w:rPr>
+              <w:t xml:space="preserve">CSI Team (Cloud Services Infrastructure)</w:t>
+            </w:r>
+            <w:r>
+              <w:t xml:space="preserve">. It is an attempt at a comprehensive SSA-wide technical roadmap and has not been reviewed or approved by the SSA CIO Office, the Office of Information Security (OIS), or organizational leadership. All recommendations, vendor selections, control mappings, and implementation timelines are subject to revision pending formal review by the SSA CIO Office and organizational components.</w:t>
+            </w:r>
+          </w:p>
+          <w:p/>
+        </w:tc>
+      </w:tr>
+    </w:tbl>
+    <w:bookmarkStart w:id="12" w:name="preface"/>
+    <w:p>
+      <w:pPr>
+        <w:pStyle w:val="Heading1"/>
+      </w:pPr>
+      <w:r>
+        <w:t xml:space="preserve">1. Preface</w:t>
+      </w:r>
+    </w:p>
+    <w:p>
+      <w:pPr>
+        <w:pStyle w:val="FirstParagraph"/>
+      </w:pPr>
+      <w:r>
+        <w:t xml:space="preserve">This is the nineteenth and final book in the Federal Application-Aware Networking</w:t>
+      </w:r>
+      <w:r>
+        <w:t xml:space="preserve"> </w:t>
+      </w:r>
+      <w:r>
+        <w:t xml:space="preserve">(AAN) series. Parts 1–18 generated the evidence layer: infrastructure</w:t>
+      </w:r>
+      <w:r>
+        <w:t xml:space="preserve"> </w:t>
+      </w:r>
+      <w:r>
+        <w:t xml:space="preserve">architecture, security controls, governance artifacts, and training records</w:t>
+      </w:r>
+      <w:r>
+        <w:t xml:space="preserve"> </w:t>
+      </w:r>
+      <w:r>
+        <w:t xml:space="preserve">mapped to NIST SP 800-53 Rev 5 controls and FedRAMP 20x Consolidated Rules for</w:t>
+      </w:r>
+      <w:r>
+        <w:t xml:space="preserve"> </w:t>
+      </w:r>
+      <w:r>
+        <w:t xml:space="preserve">29 CR26 KSIs. This document assembles those artifacts into the</w:t>
+      </w:r>
+      <w:r>
+        <w:t xml:space="preserve"> </w:t>
+      </w:r>
+      <w:r>
+        <w:rPr>
+          <w:b/>
+          <w:bCs/>
+        </w:rPr>
+        <w:t xml:space="preserve">authorization</w:t>
+      </w:r>
+      <w:r>
+        <w:rPr>
+          <w:b/>
+          <w:bCs/>
+        </w:rPr>
+        <w:t xml:space="preserve"> </w:t>
+      </w:r>
+      <w:r>
+        <w:rPr>
+          <w:b/>
+          <w:bCs/>
+        </w:rPr>
+        <w:t xml:space="preserve">package</w:t>
+      </w:r>
+      <w:r>
+        <w:t xml:space="preserve"> </w:t>
+      </w:r>
+      <w:r>
+        <w:t xml:space="preserve">— the formal submission that requests a FedRAMP Authorization to</w:t>
+      </w:r>
+      <w:r>
+        <w:t xml:space="preserve"> </w:t>
+      </w:r>
+      <w:r>
+        <w:t xml:space="preserve">Operate (ATO).</w:t>
+      </w:r>
+    </w:p>
+    <w:p>
+      <w:pPr>
+        <w:pStyle w:val="BodyText"/>
+      </w:pPr>
+      <w:r>
+        <w:t xml:space="preserve">Part 19 addresses four deliverables:</w:t>
+      </w:r>
+    </w:p>
+    <w:p>
+      <w:pPr>
+        <w:pStyle w:val="Compact"/>
+        <w:numPr>
+          <w:ilvl w:val="0"/>
+          <w:numId w:val="1001"/>
+        </w:numPr>
+      </w:pPr>
+      <w:r>
+        <w:rPr>
+          <w:b/>
+          <w:bCs/>
+        </w:rPr>
+        <w:t xml:space="preserve">Authorization Package Structure</w:t>
+      </w:r>
+      <w:r>
+        <w:t xml:space="preserve"> </w:t>
+      </w:r>
+      <w:r>
+        <w:t xml:space="preserve">— what documents, in which format, submitted where</w:t>
+      </w:r>
+    </w:p>
+    <w:p>
+      <w:pPr>
+        <w:pStyle w:val="Compact"/>
+        <w:numPr>
+          <w:ilvl w:val="0"/>
+          <w:numId w:val="1001"/>
+        </w:numPr>
+      </w:pPr>
+      <w:r>
+        <w:rPr>
+          <w:b/>
+          <w:bCs/>
+        </w:rPr>
+        <w:t xml:space="preserve">Continuous Monitoring Program</w:t>
+      </w:r>
+      <w:r>
+        <w:t xml:space="preserve"> </w:t>
+      </w:r>
+      <w:r>
+        <w:t xml:space="preserve">— how the evidence stays fresh after ATO (CA-7)</w:t>
+      </w:r>
+    </w:p>
+    <w:p>
+      <w:pPr>
+        <w:pStyle w:val="Compact"/>
+        <w:numPr>
+          <w:ilvl w:val="0"/>
+          <w:numId w:val="1001"/>
+        </w:numPr>
+      </w:pPr>
+      <w:r>
+        <w:rPr>
+          <w:b/>
+          <w:bCs/>
+        </w:rPr>
+        <w:t xml:space="preserve">BOD 26-04 VDR/VER Submission</w:t>
+      </w:r>
+      <w:r>
+        <w:t xml:space="preserve"> </w:t>
+      </w:r>
+      <w:r>
+        <w:t xml:space="preserve">— the December 7, 2026 SBOM + vendor disclosure</w:t>
+      </w:r>
+    </w:p>
+    <w:p>
+      <w:pPr>
+        <w:pStyle w:val="Compact"/>
+        <w:numPr>
+          <w:ilvl w:val="0"/>
+          <w:numId w:val="1001"/>
+        </w:numPr>
+      </w:pPr>
+      <w:r>
+        <w:rPr>
+          <w:b/>
+          <w:bCs/>
+        </w:rPr>
+        <w:t xml:space="preserve">OSCAL AP+AR+POAM Bundle</w:t>
+      </w:r>
+      <w:r>
+        <w:t xml:space="preserve"> </w:t>
+      </w:r>
+      <w:r>
+        <w:t xml:space="preserve">— the machine-readable KSI evidence package</w:t>
+      </w:r>
+    </w:p>
+    <w:p>
+      <w:pPr>
+        <w:pStyle w:val="FirstParagraph"/>
+      </w:pPr>
+      <w:r>
+        <w:t xml:space="preserve">Controls closed by this document: CA-2, CA-5, CA-6, CA-7, CA-7(1), CA-7(3),</w:t>
+      </w:r>
+      <w:r>
+        <w:t xml:space="preserve"> </w:t>
+      </w:r>
+      <w:r>
+        <w:t xml:space="preserve">RA-3, SA-15.</w:t>
+      </w:r>
+    </w:p>
+    <w:p>
+      <w:r>
+        <w:pict>
+          <v:rect style="width:0;height:1.5pt" o:hralign="center" o:hrstd="t" o:hr="t"/>
+        </w:pict>
+      </w:r>
+    </w:p>
+    <w:bookmarkEnd w:id="12"/>
+    <w:bookmarkStart w:id="21" w:name="X4f11e25de9bc717d08a69ad931794ea2c42322f"/>
+    <w:p>
+      <w:pPr>
+        <w:pStyle w:val="Heading1"/>
+      </w:pPr>
+      <w:r>
+        <w:t xml:space="preserve">2. 1 The Eighteen-Book Journey — All 29 KSIs Evaluable at High Confidence</w:t>
+      </w:r>
+    </w:p>
+    <w:bookmarkStart w:id="16" w:name="series-summary"/>
+    <w:p>
+      <w:pPr>
+        <w:pStyle w:val="Heading2"/>
+      </w:pPr>
+      <w:r>
+        <w:t xml:space="preserve">2.1 1.1 Series Summary</w:t>
+      </w:r>
+    </w:p>
+    <w:p>
+      <w:pPr>
+        <w:pStyle w:val="FirstParagraph"/>
+      </w:pPr>
+      <w:r>
+        <w:t xml:space="preserve">The Federal AAN series delivered eighteen technical books covering the SSA GCC</w:t>
+      </w:r>
+      <w:r>
+        <w:t xml:space="preserve"> </w:t>
+      </w:r>
+      <w:r>
+        <w:t xml:space="preserve">Moderate boundary against NIST SP 800-53 Rev 5 and FedRAMP 20x Consolidated</w:t>
+      </w:r>
+      <w:r>
+        <w:t xml:space="preserve"> </w:t>
+      </w:r>
+      <w:r>
+        <w:t xml:space="preserve">Rules. Together the series closes</w:t>
+      </w:r>
+      <w:r>
+        <w:t xml:space="preserve"> </w:t>
+      </w:r>
+      <w:r>
+        <w:rPr>
+          <w:b/>
+          <w:bCs/>
+        </w:rPr>
+        <w:t xml:space="preserve">89+ distinct NIST controls</w:t>
+      </w:r>
+      <w:r>
+        <w:t xml:space="preserve"> </w:t>
+      </w:r>
+      <w:r>
+        <w:t xml:space="preserve">and provides</w:t>
+      </w:r>
+      <w:r>
+        <w:t xml:space="preserve"> </w:t>
+      </w:r>
+      <w:r>
+        <w:t xml:space="preserve">self-assessed evidence for all</w:t>
+      </w:r>
+      <w:r>
+        <w:t xml:space="preserve"> </w:t>
+      </w:r>
+      <w:r>
+        <w:rPr>
+          <w:b/>
+          <w:bCs/>
+        </w:rPr>
+        <w:t xml:space="preserve">29 FedRAMP 20x CR26 KSIs</w:t>
+      </w:r>
+      <w:r>
+        <w:t xml:space="preserve">.</w:t>
+      </w:r>
+    </w:p>
+    <w:tbl>
+      <w:tblPr>
+        <w:tblStyle w:val="Table"/>
+        <w:tblLook w:firstRow="0" w:lastRow="0" w:firstColumn="0" w:lastColumn="0" w:noHBand="0" w:noVBand="0" w:val="0000"/>
+        <w:tblBorders>
+          <w:top w:val="single" w:sz="4" w:space="0" w:color="CC1914"/>
+          <w:left w:val="single" w:sz="24" w:space="0" w:color="CC1914"/>
+          <w:bottom w:val="single" w:sz="4" w:space="0" w:color="CC1914"/>
+          <w:right w:val="single" w:sz="4" w:space="0" w:color="CC1914"/>
+        </w:tblBorders>
+        <w:tblCellMar>
+          <w:left w:w="144" w:type="dxa"/>
+          <w:right w:w="144" w:type="dxa"/>
+        </w:tblCellMar>
+        <w:tblLook w:firstRow="0" w:lastRow="0" w:firstColumn="0" w:lastColumn="0" w:noHBand="0" w:noVBand="0" w:val="0000"/>
+      </w:tblPr>
+      <w:tr>
+        <w:trPr>
+          <w:cantSplit/>
+        </w:trPr>
+        <w:tc>
+          <w:tcPr>
+            <w:shd w:color="auto" w:fill="f7dddc" w:val="clear"/>
+            <w:tcMar>
+              <w:top w:w="92" w:type="dxa"/>
+              <w:bottom w:w="92" w:type="dxa"/>
+            </w:tcMar>
+          </w:tcPr>
+          <w:p>
+            <w:pPr>
+              <w:pStyle w:val="BodyText"/>
+            </w:pPr>
+            <w:pPr>
+              <w:spacing w:before="0" w:after="0"/>
+              <w:textAlignment w:val="center"/>
+            </w:pPr>
+            <w:r>
+              <w:drawing>
+                <wp:inline>
+                  <wp:extent cx="152400" cy="152400"/>
+                  <wp:effectExtent b="0" l="0" r="0" t="0"/>
+                  <wp:docPr descr="" title="" id="14" name="Picture"/>
+                  <a:graphic>
+                    <a:graphicData uri="http://schemas.openxmlformats.org/drawingml/2006/picture">
+                      <pic:pic>
+                        <pic:nvPicPr>
+                          <pic:cNvPr descr="/opt/quarto/share/formats/docx/important.png" id="15" name="Picture"/>
+                          <pic:cNvPicPr>
+                            <a:picLocks noChangeArrowheads="1" noChangeAspect="1"/>
+                          </pic:cNvPicPr>
+                        </pic:nvPicPr>
+                        <pic:blipFill>
+                          <a:blip r:embed="rId13"/>
+                          <a:stretch>
+                            <a:fillRect/>
+                          </a:stretch>
+                        </pic:blipFill>
+                        <pic:spPr bwMode="auto">
+                          <a:xfrm>
+                            <a:off x="0" y="0"/>
+                            <a:ext cx="152400" cy="152400"/>
+                          </a:xfrm>
+                          <a:prstGeom prst="rect">
+                            <a:avLst/>
+                          </a:prstGeom>
+                          <a:noFill/>
+                          <a:ln w="9525">
+                            <a:noFill/>
+                            <a:headEnd/>
+                            <a:tailEnd/>
+                          </a:ln>
+                        </pic:spPr>
+                      </pic:pic>
+                    </a:graphicData>
+                  </a:graphic>
+                </wp:inline>
+              </w:drawing>
+            </w:r>
+            <w:r>
+              <w:t xml:space="preserve"> </w:t>
+            </w:r>
+            <w:r>
+              <w:t xml:space="preserve"> </w:t>
+            </w:r>
+            <w:r>
               <w:t xml:space="preserve">Important</w:t>
             </w:r>
           </w:p>
@@ -1168,8 +1313,8 @@
         </w:tc>
       </w:tr>
     </w:tbl>
-    <w:bookmarkEnd w:id="13"/>
-    <w:bookmarkStart w:id="17" w:name="ksi-scorecard"/>
+    <w:bookmarkEnd w:id="16"/>
+    <w:bookmarkStart w:id="20" w:name="ksi-scorecard"/>
     <w:p>
       <w:pPr>
         <w:pStyle w:val="Heading2"/>
@@ -1501,18 +1646,18 @@
           <wp:inline>
             <wp:extent cx="5334000" cy="2667000"/>
             <wp:effectExtent b="0" l="0" r="0" t="0"/>
-            <wp:docPr descr="FedRAMP 20x Authorization Package Structure" title="" id="15" name="Picture"/>
+            <wp:docPr descr="FedRAMP 20x Authorization Package Structure" title="" id="18" name="Picture"/>
             <a:graphic>
               <a:graphicData uri="http://schemas.openxmlformats.org/drawingml/2006/picture">
                 <pic:pic>
                   <pic:nvPicPr>
-                    <pic:cNvPr descr="figs/ato-fig-01-package-structure.png" id="16" name="Picture"/>
+                    <pic:cNvPr descr="figs/ato-fig-01-package-structure.png" id="19" name="Picture"/>
                     <pic:cNvPicPr>
                       <a:picLocks noChangeArrowheads="1" noChangeAspect="1"/>
                     </pic:cNvPicPr>
                   </pic:nvPicPr>
                   <pic:blipFill>
-                    <a:blip r:embed="rId14"/>
+                    <a:blip r:embed="rId17"/>
                     <a:stretch>
                       <a:fillRect/>
                     </a:stretch>
@@ -1554,9 +1699,9 @@
         </w:pict>
       </w:r>
     </w:p>
-    <w:bookmarkEnd w:id="17"/>
-    <w:bookmarkEnd w:id="18"/>
-    <w:bookmarkStart w:id="24" w:name="X7d46b70c40397f6c0118ffafaf8fcea05c8cc2a"/>
+    <w:bookmarkEnd w:id="20"/>
+    <w:bookmarkEnd w:id="21"/>
+    <w:bookmarkStart w:id="27" w:name="X7d46b70c40397f6c0118ffafaf8fcea05c8cc2a"/>
     <w:p>
       <w:pPr>
         <w:pStyle w:val="Heading1"/>
@@ -1565,7 +1710,7 @@
         <w:t xml:space="preserve">3. 2 OSCAL Bundle — Machine-Readable KSI Evidence (CA-2, CA-5)</w:t>
       </w:r>
     </w:p>
-    <w:bookmarkStart w:id="19" w:name="bundle-architecture"/>
+    <w:bookmarkStart w:id="22" w:name="bundle-architecture"/>
     <w:p>
       <w:pPr>
         <w:pStyle w:val="Heading2"/>
@@ -1893,8 +2038,8 @@
         <w:t xml:space="preserve">) and references AR observations</w:t>
       </w:r>
     </w:p>
-    <w:bookmarkEnd w:id="19"/>
-    <w:bookmarkStart w:id="20" w:name="generating-the-bundle"/>
+    <w:bookmarkEnd w:id="22"/>
+    <w:bookmarkStart w:id="23" w:name="generating-the-bundle"/>
     <w:p>
       <w:pPr>
         <w:pStyle w:val="Heading2"/>
@@ -2057,8 +2202,8 @@
         <w:t xml:space="preserve">monitoring, and on-demand for the authorization package submission.</w:t>
       </w:r>
     </w:p>
-    <w:bookmarkEnd w:id="20"/>
-    <w:bookmarkStart w:id="21" w:name="assessment-plan-structure"/>
+    <w:bookmarkEnd w:id="23"/>
+    <w:bookmarkStart w:id="24" w:name="assessment-plan-structure"/>
     <w:p>
       <w:pPr>
         <w:pStyle w:val="Heading2"/>
@@ -2485,8 +2630,8 @@
         </w:tc>
       </w:tr>
     </w:tbl>
-    <w:bookmarkEnd w:id="21"/>
-    <w:bookmarkStart w:id="22" w:name="assessment-results-finding-structure"/>
+    <w:bookmarkEnd w:id="24"/>
+    <w:bookmarkStart w:id="25" w:name="assessment-results-finding-structure"/>
     <w:p>
       <w:pPr>
         <w:pStyle w:val="Heading2"/>
@@ -2714,8 +2859,8 @@
         <w:t xml:space="preserve">providing a documented, repeatable, automated assessment of all KSI controls.</w:t>
       </w:r>
     </w:p>
-    <w:bookmarkEnd w:id="22"/>
-    <w:bookmarkStart w:id="23" w:name="poam-status"/>
+    <w:bookmarkEnd w:id="25"/>
+    <w:bookmarkStart w:id="26" w:name="poam-status"/>
     <w:p>
       <w:pPr>
         <w:pStyle w:val="Heading2"/>
@@ -2827,9 +2972,9 @@
         </w:pict>
       </w:r>
     </w:p>
-    <w:bookmarkEnd w:id="23"/>
-    <w:bookmarkEnd w:id="24"/>
-    <w:bookmarkStart w:id="36" w:name="continuous-monitoring-program-ca-7"/>
+    <w:bookmarkEnd w:id="26"/>
+    <w:bookmarkEnd w:id="27"/>
+    <w:bookmarkStart w:id="39" w:name="continuous-monitoring-program-ca-7"/>
     <w:p>
       <w:pPr>
         <w:pStyle w:val="Heading1"/>
@@ -2838,7 +2983,7 @@
         <w:t xml:space="preserve">4. 3 Continuous Monitoring Program (CA-7)</w:t>
       </w:r>
     </w:p>
-    <w:bookmarkStart w:id="28" w:name="conmon-framework"/>
+    <w:bookmarkStart w:id="31" w:name="conmon-framework"/>
     <w:p>
       <w:pPr>
         <w:pStyle w:val="Heading2"/>
@@ -2932,18 +3077,18 @@
           <wp:inline>
             <wp:extent cx="5334000" cy="2154115"/>
             <wp:effectExtent b="0" l="0" r="0" t="0"/>
-            <wp:docPr descr="Continuous Monitoring Calendar — Annual Cadence" title="" id="26" name="Picture"/>
+            <wp:docPr descr="Continuous Monitoring Calendar — Annual Cadence" title="" id="29" name="Picture"/>
             <a:graphic>
               <a:graphicData uri="http://schemas.openxmlformats.org/drawingml/2006/picture">
                 <pic:pic>
                   <pic:nvPicPr>
-                    <pic:cNvPr descr="figs/ato-fig-02-conmon-calendar.png" id="27" name="Picture"/>
+                    <pic:cNvPr descr="figs/ato-fig-02-conmon-calendar.png" id="30" name="Picture"/>
                     <pic:cNvPicPr>
                       <a:picLocks noChangeArrowheads="1" noChangeAspect="1"/>
                     </pic:cNvPicPr>
                   </pic:nvPicPr>
                   <pic:blipFill>
-                    <a:blip r:embed="rId25"/>
+                    <a:blip r:embed="rId28"/>
                     <a:stretch>
                       <a:fillRect/>
                     </a:stretch>
@@ -2978,8 +3123,8 @@
         <w:t xml:space="preserve">Continuous Monitoring Calendar — Annual Cadence</w:t>
       </w:r>
     </w:p>
-    <w:bookmarkEnd w:id="28"/>
-    <w:bookmarkStart w:id="31" w:name="monthly-conmon-activities"/>
+    <w:bookmarkEnd w:id="31"/>
+    <w:bookmarkStart w:id="34" w:name="monthly-conmon-activities"/>
     <w:p>
       <w:pPr>
         <w:pStyle w:val="Heading2"/>
@@ -3415,7 +3560,7 @@
         </w:tc>
       </w:tr>
     </w:tbl>
-    <w:bookmarkStart w:id="29" w:name="Xa1b68c0158c1f6020b92f599c0f5bae72bec36e"/>
+    <w:bookmarkStart w:id="32" w:name="Xa1b68c0158c1f6020b92f599c0f5bae72bec36e"/>
     <w:p>
       <w:pPr>
         <w:pStyle w:val="Heading3"/>
@@ -4167,8 +4312,8 @@
         <w:t xml:space="preserve">the assessor.</w:t>
       </w:r>
     </w:p>
-    <w:bookmarkEnd w:id="29"/>
-    <w:bookmarkStart w:id="30" w:name="Xd988f19fb2a3d1855ce938f7e6784550f9b5c2d"/>
+    <w:bookmarkEnd w:id="32"/>
+    <w:bookmarkStart w:id="33" w:name="Xd988f19fb2a3d1855ce938f7e6784550f9b5c2d"/>
     <w:p>
       <w:pPr>
         <w:pStyle w:val="Heading3"/>
@@ -4464,9 +4609,9 @@
         <w:t xml:space="preserve">someone else’s baseline, with every exception governed and aging.</w:t>
       </w:r>
     </w:p>
-    <w:bookmarkEnd w:id="30"/>
-    <w:bookmarkEnd w:id="31"/>
-    <w:bookmarkStart w:id="32" w:name="quarterly-activities"/>
+    <w:bookmarkEnd w:id="33"/>
+    <w:bookmarkEnd w:id="34"/>
+    <w:bookmarkStart w:id="35" w:name="quarterly-activities"/>
     <w:p>
       <w:pPr>
         <w:pStyle w:val="Heading2"/>
@@ -4734,8 +4879,8 @@
         </w:tc>
       </w:tr>
     </w:tbl>
-    <w:bookmarkEnd w:id="32"/>
-    <w:bookmarkStart w:id="33" w:name="semi-annual-activities"/>
+    <w:bookmarkEnd w:id="35"/>
+    <w:bookmarkStart w:id="36" w:name="semi-annual-activities"/>
     <w:p>
       <w:pPr>
         <w:pStyle w:val="Heading2"/>
@@ -4900,8 +5045,8 @@
         </w:tc>
       </w:tr>
     </w:tbl>
-    <w:bookmarkEnd w:id="33"/>
-    <w:bookmarkStart w:id="34" w:name="annual-activities"/>
+    <w:bookmarkEnd w:id="36"/>
+    <w:bookmarkStart w:id="37" w:name="annual-activities"/>
     <w:p>
       <w:pPr>
         <w:pStyle w:val="Heading2"/>
@@ -5171,8 +5316,8 @@
         </w:tc>
       </w:tr>
     </w:tbl>
-    <w:bookmarkEnd w:id="34"/>
-    <w:bookmarkStart w:id="35" w:name="trend-analysis-ca-73"/>
+    <w:bookmarkEnd w:id="37"/>
+    <w:bookmarkStart w:id="38" w:name="trend-analysis-ca-73"/>
     <w:p>
       <w:pPr>
         <w:pStyle w:val="Heading2"/>
@@ -5317,9 +5462,9 @@
         </w:pict>
       </w:r>
     </w:p>
-    <w:bookmarkEnd w:id="35"/>
-    <w:bookmarkEnd w:id="36"/>
-    <w:bookmarkStart w:id="40" w:name="fedramp-20x-authorization-package-ca-6"/>
+    <w:bookmarkEnd w:id="38"/>
+    <w:bookmarkEnd w:id="39"/>
+    <w:bookmarkStart w:id="43" w:name="fedramp-20x-authorization-package-ca-6"/>
     <w:p>
       <w:pPr>
         <w:pStyle w:val="Heading1"/>
@@ -5328,7 +5473,7 @@
         <w:t xml:space="preserve">5. 4 FedRAMP 20x Authorization Package (CA-6)</w:t>
       </w:r>
     </w:p>
-    <w:bookmarkStart w:id="37" w:name="package-components"/>
+    <w:bookmarkStart w:id="40" w:name="package-components"/>
     <w:p>
       <w:pPr>
         <w:pStyle w:val="Heading2"/>
@@ -5689,8 +5834,8 @@
         </w:tc>
       </w:tr>
     </w:tbl>
-    <w:bookmarkEnd w:id="37"/>
-    <w:bookmarkStart w:id="38" w:name="submission-timeline"/>
+    <w:bookmarkEnd w:id="40"/>
+    <w:bookmarkStart w:id="41" w:name="submission-timeline"/>
     <w:p>
       <w:pPr>
         <w:pStyle w:val="Heading2"/>
@@ -5977,8 +6122,8 @@
         </w:tc>
       </w:tr>
     </w:tbl>
-    <w:bookmarkEnd w:id="38"/>
-    <w:bookmarkStart w:id="39" w:name="X375cb839b722f48475da0b72b146f138924ddd4"/>
+    <w:bookmarkEnd w:id="41"/>
+    <w:bookmarkStart w:id="42" w:name="X375cb839b722f48475da0b72b146f138924ddd4"/>
     <w:p>
       <w:pPr>
         <w:pStyle w:val="Heading2"/>
@@ -6110,9 +6255,9 @@
         </w:pict>
       </w:r>
     </w:p>
-    <w:bookmarkEnd w:id="39"/>
-    <w:bookmarkEnd w:id="40"/>
-    <w:bookmarkStart w:id="46" w:name="bod-26-04-vdrver-submission-sr-11-sa-15"/>
+    <w:bookmarkEnd w:id="42"/>
+    <w:bookmarkEnd w:id="43"/>
+    <w:bookmarkStart w:id="49" w:name="bod-26-04-vdrver-submission-sr-11-sa-15"/>
     <w:p>
       <w:pPr>
         <w:pStyle w:val="Heading1"/>
@@ -6121,7 +6266,7 @@
         <w:t xml:space="preserve">6. 5 BOD 26-04 VDR/VER Submission (SR-11, SA-15)</w:t>
       </w:r>
     </w:p>
-    <w:bookmarkStart w:id="41" w:name="bod-26-04-overview"/>
+    <w:bookmarkStart w:id="44" w:name="bod-26-04-overview"/>
     <w:p>
       <w:pPr>
         <w:pStyle w:val="Heading2"/>
@@ -6240,8 +6385,8 @@
         <w:t xml:space="preserve">documents the submission procedure.</w:t>
       </w:r>
     </w:p>
-    <w:bookmarkEnd w:id="41"/>
-    <w:bookmarkStart w:id="44" w:name="sbom-artifact-chain"/>
+    <w:bookmarkEnd w:id="44"/>
+    <w:bookmarkStart w:id="47" w:name="sbom-artifact-chain"/>
     <w:p>
       <w:pPr>
         <w:pStyle w:val="Heading2"/>
@@ -6323,7 +6468,7 @@
         <w:t xml:space="preserve">4. VDR submission package → CISA VEX Portal or email submission</w:t>
       </w:r>
     </w:p>
-    <w:bookmarkStart w:id="42" w:name="running-the-sbom-pipeline"/>
+    <w:bookmarkStart w:id="45" w:name="running-the-sbom-pipeline"/>
     <w:p>
       <w:pPr>
         <w:pStyle w:val="Heading3"/>
@@ -6787,8 +6932,8 @@
         <w:t xml:space="preserve">.json</w:t>
       </w:r>
     </w:p>
-    <w:bookmarkEnd w:id="42"/>
-    <w:bookmarkStart w:id="43" w:name="submission-to-cisa"/>
+    <w:bookmarkEnd w:id="45"/>
+    <w:bookmarkStart w:id="46" w:name="submission-to-cisa"/>
     <w:p>
       <w:pPr>
         <w:pStyle w:val="Heading3"/>
@@ -6900,9 +7045,9 @@
         <w:t xml:space="preserve">automatically from the Syft/Grype pipeline output.</w:t>
       </w:r>
     </w:p>
-    <w:bookmarkEnd w:id="43"/>
-    <w:bookmarkEnd w:id="44"/>
-    <w:bookmarkStart w:id="45" w:name="at-4-evidence-contract-submission"/>
+    <w:bookmarkEnd w:id="46"/>
+    <w:bookmarkEnd w:id="47"/>
+    <w:bookmarkStart w:id="48" w:name="at-4-evidence-contract-submission"/>
     <w:p>
       <w:pPr>
         <w:pStyle w:val="Heading2"/>
@@ -7072,9 +7217,9 @@
         </w:pict>
       </w:r>
     </w:p>
-    <w:bookmarkEnd w:id="45"/>
-    <w:bookmarkEnd w:id="46"/>
-    <w:bookmarkStart w:id="51" w:name="X2baad120c625cca5affb3af3072f4904f2c9188"/>
+    <w:bookmarkEnd w:id="48"/>
+    <w:bookmarkEnd w:id="49"/>
+    <w:bookmarkStart w:id="54" w:name="X2baad120c625cca5affb3af3072f4904f2c9188"/>
     <w:p>
       <w:pPr>
         <w:pStyle w:val="Heading1"/>
@@ -7083,7 +7228,7 @@
         <w:t xml:space="preserve">7. 6 Post-Authorization ConMon Architecture (CA-7, SA-15)</w:t>
       </w:r>
     </w:p>
-    <w:bookmarkStart w:id="47" w:name="conmon-data-flow"/>
+    <w:bookmarkStart w:id="50" w:name="conmon-data-flow"/>
     <w:p>
       <w:pPr>
         <w:pStyle w:val="Heading2"/>
@@ -7225,8 +7370,8 @@
         <w:t xml:space="preserve">[Sentinel ConMon Dashboard] ——→ [AO Monthly Brief]</w:t>
       </w:r>
     </w:p>
-    <w:bookmarkEnd w:id="47"/>
-    <w:bookmarkStart w:id="48" w:name="evidence-freshness-rules"/>
+    <w:bookmarkEnd w:id="50"/>
+    <w:bookmarkStart w:id="51" w:name="evidence-freshness-rules"/>
     <w:p>
       <w:pPr>
         <w:pStyle w:val="Heading2"/>
@@ -7583,8 +7728,8 @@
         </w:tc>
       </w:tr>
     </w:tbl>
-    <w:bookmarkEnd w:id="48"/>
-    <w:bookmarkStart w:id="49" w:name="sentinel-conmon-dashboard"/>
+    <w:bookmarkEnd w:id="51"/>
+    <w:bookmarkStart w:id="52" w:name="sentinel-conmon-dashboard"/>
     <w:p>
       <w:pPr>
         <w:pStyle w:val="Heading2"/>
@@ -7713,8 +7858,8 @@
         <w:t xml:space="preserve">— AT-4 completion rate trend by role tier</w:t>
       </w:r>
     </w:p>
-    <w:bookmarkEnd w:id="49"/>
-    <w:bookmarkStart w:id="50" w:name="roles-and-responsibilities-ca-71"/>
+    <w:bookmarkEnd w:id="52"/>
+    <w:bookmarkStart w:id="53" w:name="roles-and-responsibilities-ca-71"/>
     <w:p>
       <w:pPr>
         <w:pStyle w:val="Heading2"/>
@@ -7958,9 +8103,9 @@
         </w:pict>
       </w:r>
     </w:p>
-    <w:bookmarkEnd w:id="50"/>
-    <w:bookmarkEnd w:id="51"/>
-    <w:bookmarkStart w:id="54" w:name="risk-assessment-integration-ra-3"/>
+    <w:bookmarkEnd w:id="53"/>
+    <w:bookmarkEnd w:id="54"/>
+    <w:bookmarkStart w:id="57" w:name="risk-assessment-integration-ra-3"/>
     <w:p>
       <w:pPr>
         <w:pStyle w:val="Heading1"/>
@@ -7969,7 +8114,7 @@
         <w:t xml:space="preserve">8. 7 Risk Assessment Integration (RA-3)</w:t>
       </w:r>
     </w:p>
-    <w:bookmarkStart w:id="52" w:name="risk-register-structure"/>
+    <w:bookmarkStart w:id="55" w:name="risk-register-structure"/>
     <w:p>
       <w:pPr>
         <w:pStyle w:val="Heading2"/>
@@ -8204,8 +8349,8 @@
         <w:t xml:space="preserve">eliminates KSI-specific compliance risk.</w:t>
       </w:r>
     </w:p>
-    <w:bookmarkEnd w:id="52"/>
-    <w:bookmarkStart w:id="53" w:name="X8d10a249fbdba0d990b4e3f6ae9964964ca46d1"/>
+    <w:bookmarkEnd w:id="55"/>
+    <w:bookmarkStart w:id="56" w:name="X8d10a249fbdba0d990b4e3f6ae9964964ca46d1"/>
     <w:p>
       <w:pPr>
         <w:pStyle w:val="Heading2"/>
@@ -8329,9 +8474,9 @@
         </w:pict>
       </w:r>
     </w:p>
-    <w:bookmarkEnd w:id="53"/>
-    <w:bookmarkEnd w:id="54"/>
-    <w:bookmarkStart w:id="57" w:name="authorization-package-assembly-checklist"/>
+    <w:bookmarkEnd w:id="56"/>
+    <w:bookmarkEnd w:id="57"/>
+    <w:bookmarkStart w:id="60" w:name="authorization-package-assembly-checklist"/>
     <w:p>
       <w:pPr>
         <w:pStyle w:val="Heading1"/>
@@ -8354,7 +8499,7 @@
         <w:t xml:space="preserve">Complete in order before the November 2026 submission window.</w:t>
       </w:r>
     </w:p>
-    <w:bookmarkStart w:id="55" w:name="pre-submission-checklist"/>
+    <w:bookmarkStart w:id="58" w:name="pre-submission-checklist"/>
     <w:p>
       <w:pPr>
         <w:pStyle w:val="Heading2"/>
@@ -8793,8 +8938,8 @@
         <w:t xml:space="preserve">ISSO designated and documented in PM-2 leadership RACI</w:t>
       </w:r>
     </w:p>
-    <w:bookmarkEnd w:id="55"/>
-    <w:bookmarkStart w:id="56" w:name="day-of-submission-procedure"/>
+    <w:bookmarkEnd w:id="58"/>
+    <w:bookmarkStart w:id="59" w:name="day-of-submission-procedure"/>
     <w:p>
       <w:pPr>
         <w:pStyle w:val="Heading2"/>
@@ -9193,9 +9338,9 @@
         </w:pict>
       </w:r>
     </w:p>
-    <w:bookmarkEnd w:id="56"/>
-    <w:bookmarkEnd w:id="57"/>
-    <w:bookmarkStart w:id="58" w:name="controls-closed-by-this-document"/>
+    <w:bookmarkEnd w:id="59"/>
+    <w:bookmarkEnd w:id="60"/>
+    <w:bookmarkStart w:id="61" w:name="controls-closed-by-this-document"/>
     <w:p>
       <w:pPr>
         <w:pStyle w:val="Heading1"/>
@@ -9658,8 +9803,8 @@
         </w:pict>
       </w:r>
     </w:p>
-    <w:bookmarkEnd w:id="58"/>
-    <w:bookmarkStart w:id="59" w:name="appendix-a-oscal-ar-findings-summary"/>
+    <w:bookmarkEnd w:id="61"/>
+    <w:bookmarkStart w:id="62" w:name="appendix-a-oscal-ar-findings-summary"/>
     <w:p>
       <w:pPr>
         <w:pStyle w:val="Heading1"/>
@@ -11148,7 +11293,7 @@
         <w:t xml:space="preserve">the Agency Authorizing Official.</w:t>
       </w:r>
     </w:p>
-    <w:bookmarkEnd w:id="59"/>
+    <w:bookmarkEnd w:id="62"/>
     <w:sectPr>
       <w:footnotePr>
         <w:numRestart w:val="eachSect"/>

--- a/inbox/Application Aware Networking/Book_19_FedAAN_Authorization_Package_ConMon.docx
+++ b/inbox/Application Aware Networking/Book_19_FedAAN_Authorization_Package_ConMon.docx
@@ -806,7 +806,7 @@
               <w:pStyle w:val="Compact"/>
             </w:pPr>
             <w:r>
-              <w:t xml:space="preserve">HRIT and the Identity &amp; Organizational SSOT — Oracle HCM Cloud as the HR system of record (identity slot family evidence, slot-01)</w:t>
+              <w:t xml:space="preserve">OPM HRIT and the Identity &amp; Organizational SSOT — Oracle HCM Cloud as the HR system of record (identity slot family evidence, slot-01)</w:t>
             </w:r>
           </w:p>
         </w:tc>
@@ -12426,22 +12426,32 @@
   <w:style w:default="1" w:styleId="Table" w:type="table">
     <w:name w:val="Table"/>
     <w:basedOn w:val="TableNormal"/>
-    <w:semiHidden/>
-    <w:unhideWhenUsed/>
+    <w:uiPriority w:val="59"/>
     <w:qFormat/>
     <w:tblPr>
       <w:tblInd w:type="dxa" w:w="0"/>
+      <w:tblBorders>
+        <w:top w:color="0078D4" w:space="0" w:sz="12" w:val="single"/>
+        <w:bottom w:color="0078D4" w:space="0" w:sz="12" w:val="single"/>
+        <w:left w:val="nil"/>
+        <w:right w:val="nil"/>
+        <w:insideH w:color="D1D5DA" w:space="0" w:sz="4" w:val="single"/>
+        <w:insideV w:val="nil"/>
+      </w:tblBorders>
       <w:tblCellMar>
-        <w:top w:type="dxa" w:w="0"/>
+        <w:top w:type="dxa" w:w="80"/>
         <w:left w:type="dxa" w:w="108"/>
-        <w:bottom w:type="dxa" w:w="0"/>
+        <w:bottom w:type="dxa" w:w="80"/>
         <w:right w:type="dxa" w:w="108"/>
       </w:tblCellMar>
     </w:tblPr>
     <w:tblStylePr w:type="firstRow">
+      <w:rPr>
+        <w:b/>
+      </w:rPr>
       <w:tcPr>
         <w:tcBorders>
-          <w:bottom w:val="single"/>
+          <w:bottom w:color="0078D4" w:space="0" w:sz="8" w:val="single"/>
         </w:tcBorders>
         <w:vAlign w:val="bottom"/>
       </w:tcPr>
@@ -12502,6 +12512,29 @@
     <w:basedOn w:val="DefaultParagraphFont"/>
     <w:link w:val="BodyText"/>
   </w:style>
+  <w:style w:customStyle="1" w:styleId="SourceCode" w:type="paragraph">
+    <w:name w:val="Source Code"/>
+    <w:basedOn w:val="Normal"/>
+    <w:link w:val="VerbatimChar"/>
+    <w:pPr>
+      <w:pBdr>
+        <w:top w:color="D1D5DA" w:space="6" w:sz="6" w:val="single"/>
+        <w:left w:color="D1D5DA" w:space="6" w:sz="6" w:val="single"/>
+        <w:bottom w:color="D1D5DA" w:space="6" w:sz="6" w:val="single"/>
+        <w:right w:color="D1D5DA" w:space="6" w:sz="6" w:val="single"/>
+      </w:pBdr>
+      <w:shd w:fill="F6F8FA" w:val="clear"/>
+      <w:wordWrap w:val="off"/>
+      <w:spacing w:after="0" w:before="0" w:line="240" w:lineRule="auto"/>
+      <w:ind w:left="144" w:right="144"/>
+      <w:contextualSpacing/>
+    </w:pPr>
+    <w:rPr>
+      <w:rFonts w:ascii="Consolas" w:hAnsi="Consolas"/>
+      <w:color w:val="24292E"/>
+      <w:sz w:val="18"/>
+    </w:rPr>
+  </w:style>
   <w:style w:customStyle="1" w:styleId="VerbatimChar" w:type="character">
     <w:name w:val="Verbatim Char"/>
     <w:basedOn w:val="BodyTextChar"/>
@@ -12545,15 +12578,6 @@
       <w:bCs w:val="0"/>
       <w:color w:themeColor="accent1" w:themeShade="BF" w:val="365F91"/>
     </w:rPr>
-  </w:style>
-  <w:style w:type="paragraph" w:customStyle="1" w:styleId="SourceCode">
-    <w:name w:val="Source Code"/>
-    <w:basedOn w:val="Normal"/>
-    <w:link w:val="VerbatimChar"/>
-    <w:pPr>
-      <w:wordWrap w:val="off"/>
-      <w:shd w:val="clear" w:fill="f1f3f5"/>
-    </w:pPr>
   </w:style>
   <w:style w:type="character" w:customStyle="1" w:styleId="KeywordTok">
     <w:name w:val="KeywordTok"/>

--- a/inbox/Application Aware Networking/Book_19_FedAAN_Authorization_Package_ConMon.docx
+++ b/inbox/Application Aware Networking/Book_19_FedAAN_Authorization_Package_ConMon.docx
@@ -15,7 +15,7 @@
         <w:pStyle w:val="Subtitle"/>
       </w:pPr>
       <w:r>
-        <w:t xml:space="preserve">FedRAMP 20x Authorization Package, Continuous Monitoring, and BOD 26-04 Submission</w:t>
+        <w:t xml:space="preserve">Agency Authorization Package (20x KSI Evidence Schema), Continuous Monitoring, and BOD 26-04 Submission</w:t>
       </w:r>
     </w:p>
     <w:p>
@@ -237,13 +237,19 @@
         <w:t xml:space="preserve"> </w:t>
       </w:r>
       <w:r>
-        <w:t xml:space="preserve">mapped to NIST SP 800-53 Rev 5 controls and FedRAMP 20x Consolidated Rules for</w:t>
-      </w:r>
-      <w:r>
-        <w:t xml:space="preserve"> </w:t>
-      </w:r>
-      <w:r>
-        <w:t xml:space="preserve">29 CR26 KSIs. This document assembles those artifacts into the</w:t>
+        <w:t xml:space="preserve">mapped to NIST SP 800-53 Rev 5 controls, with ConMon evidence modeled on the</w:t>
+      </w:r>
+      <w:r>
+        <w:t xml:space="preserve"> </w:t>
+      </w:r>
+      <w:r>
+        <w:t xml:space="preserve">FedRAMP 20x CR26 KSI schema (29 rules in the ADR-111 rule set). This document</w:t>
+      </w:r>
+      <w:r>
+        <w:t xml:space="preserve"> </w:t>
+      </w:r>
+      <w:r>
+        <w:t xml:space="preserve">assembles those artifacts into the</w:t>
       </w:r>
       <w:r>
         <w:t xml:space="preserve"> </w:t>
@@ -253,33 +259,55 @@
           <w:b/>
           <w:bCs/>
         </w:rPr>
-        <w:t xml:space="preserve">authorization</w:t>
-      </w:r>
-      <w:r>
-        <w:rPr>
-          <w:b/>
-          <w:bCs/>
-        </w:rPr>
-        <w:t xml:space="preserve"> </w:t>
-      </w:r>
-      <w:r>
-        <w:rPr>
-          <w:b/>
-          <w:bCs/>
-        </w:rPr>
-        <w:t xml:space="preserve">package</w:t>
-      </w:r>
-      <w:r>
-        <w:t xml:space="preserve"> </w:t>
-      </w:r>
-      <w:r>
-        <w:t xml:space="preserve">— the formal submission that requests a FedRAMP Authorization to</w:t>
-      </w:r>
-      <w:r>
-        <w:t xml:space="preserve"> </w:t>
-      </w:r>
-      <w:r>
-        <w:t xml:space="preserve">Operate (ATO).</w:t>
+        <w:t xml:space="preserve">agency RMF authorization package</w:t>
+      </w:r>
+      <w:r>
+        <w:t xml:space="preserve"> </w:t>
+      </w:r>
+      <w:r>
+        <w:t xml:space="preserve">— the</w:t>
+      </w:r>
+      <w:r>
+        <w:t xml:space="preserve"> </w:t>
+      </w:r>
+      <w:r>
+        <w:t xml:space="preserve">formal package presented to the SSA Authorizing Official for an agency</w:t>
+      </w:r>
+      <w:r>
+        <w:t xml:space="preserve"> </w:t>
+      </w:r>
+      <w:r>
+        <w:t xml:space="preserve">Authorization to Operate (ATO) under NIST SP 800-37, with the FedRAMP-authorized</w:t>
+      </w:r>
+      <w:r>
+        <w:t xml:space="preserve"> </w:t>
+      </w:r>
+      <w:r>
+        <w:t xml:space="preserve">cloud services SSA consumes documented as inherited (leveraged) authorizations.</w:t>
+      </w:r>
+      <w:r>
+        <w:t xml:space="preserve"> </w:t>
+      </w:r>
+      <w:r>
+        <w:t xml:space="preserve">SSA is a consuming agency, not a cloud service provider: nothing in this package</w:t>
+      </w:r>
+      <w:r>
+        <w:t xml:space="preserve"> </w:t>
+      </w:r>
+      <w:r>
+        <w:t xml:space="preserve">is submitted to the FedRAMP PMO. The FedRAMP 20x pipeline (Class A/B/C windows)</w:t>
+      </w:r>
+      <w:r>
+        <w:t xml:space="preserve"> </w:t>
+      </w:r>
+      <w:r>
+        <w:t xml:space="preserve">applies to the CSOs SSA inherits, and this book tracks those provider timelines</w:t>
+      </w:r>
+      <w:r>
+        <w:t xml:space="preserve"> </w:t>
+      </w:r>
+      <w:r>
+        <w:t xml:space="preserve">where they matter to inheritance.</w:t>
       </w:r>
     </w:p>
     <w:p>
@@ -309,7 +337,7 @@
         <w:t xml:space="preserve"> </w:t>
       </w:r>
       <w:r>
-        <w:t xml:space="preserve">— what documents, in which format, submitted where</w:t>
+        <w:t xml:space="preserve">— what documents, in which format, presented to whom</w:t>
       </w:r>
     </w:p>
     <w:p>
@@ -400,13 +428,13 @@
       </w:r>
     </w:p>
     <w:bookmarkEnd w:id="12"/>
-    <w:bookmarkStart w:id="21" w:name="X4f11e25de9bc717d08a69ad931794ea2c42322f"/>
+    <w:bookmarkStart w:id="21" w:name="X70efa09bcd901153efae60d4c7e6cdeb46a682d"/>
     <w:p>
       <w:pPr>
         <w:pStyle w:val="Heading1"/>
       </w:pPr>
       <w:r>
-        <w:t xml:space="preserve">2. 1 The Eighteen-Book Journey — All 29 KSIs Evaluable at High Confidence</w:t>
+        <w:t xml:space="preserve">2. 1 The Eighteen-Book Journey — All 29 ADR-111 KSI Rules Evaluable at High Confidence</w:t>
       </w:r>
     </w:p>
     <w:bookmarkStart w:id="16" w:name="series-summary"/>
@@ -467,10 +495,13 @@
           <w:b/>
           <w:bCs/>
         </w:rPr>
-        <w:t xml:space="preserve">29 FedRAMP 20x CR26 KSIs</w:t>
-      </w:r>
-      <w:r>
-        <w:t xml:space="preserve">.</w:t>
+        <w:t xml:space="preserve">29 KSI rules in the ADR-111 rule set</w:t>
+      </w:r>
+      <w:r>
+        <w:t xml:space="preserve"> </w:t>
+      </w:r>
+      <w:r>
+        <w:t xml:space="preserve">(modeled on the FedRAMP 20x CR26 KSI schema).</w:t>
       </w:r>
     </w:p>
     <w:tbl>
@@ -579,7 +610,7 @@
               <w:pStyle w:val="BodyText"/>
             </w:pPr>
             <w:pPr>
-              <w:spacing w:before="16" w:after="16"/>
+              <w:spacing w:before="16"/>
             </w:pPr>
             <w:r>
               <w:rPr>
@@ -610,13 +641,88 @@
               <w:t xml:space="preserve"> </w:t>
             </w:r>
             <w:r>
-              <w:t xml:space="preserve">independently validated by a FedRAMP-recognized 3PAO and accepted by the</w:t>
+              <w:t xml:space="preserve">independently validated through a security control assessment (SCA) — SSA may</w:t>
             </w:r>
             <w:r>
               <w:t xml:space="preserve"> </w:t>
             </w:r>
             <w:r>
-              <w:t xml:space="preserve">Agency Authorizing Official before an ATO is granted.</w:t>
+              <w:t xml:space="preserve">engage a FedRAMP-recognized 3PAO as its independent assessor — and accepted by</w:t>
+            </w:r>
+            <w:r>
+              <w:t xml:space="preserve"> </w:t>
+            </w:r>
+            <w:r>
+              <w:t xml:space="preserve">the Agency Authorizing Official before an ATO is granted.</w:t>
+            </w:r>
+          </w:p>
+          <w:p>
+            <w:pPr>
+              <w:pStyle w:val="BodyText"/>
+            </w:pPr>
+            <w:pPr>
+              <w:spacing w:after="16"/>
+            </w:pPr>
+            <w:r>
+              <w:rPr>
+                <w:b/>
+                <w:bCs/>
+              </w:rPr>
+              <w:t xml:space="preserve">KSI-count reconciliation (open item).</w:t>
+            </w:r>
+            <w:r>
+              <w:t xml:space="preserve"> </w:t>
+            </w:r>
+            <w:r>
+              <w:t xml:space="preserve">The 29 rules evaluated here are the</w:t>
+            </w:r>
+            <w:r>
+              <w:t xml:space="preserve"> </w:t>
+            </w:r>
+            <w:r>
+              <w:t xml:space="preserve">ADR-111 rule decomposition, not the published CR26 Moderate KSI catalog</w:t>
+            </w:r>
+            <w:r>
+              <w:t xml:space="preserve"> </w:t>
+            </w:r>
+            <w:r>
+              <w:t xml:space="preserve">(~56–63 indicators across the same 10 theme codes, depending on counting</w:t>
+            </w:r>
+            <w:r>
+              <w:t xml:space="preserve"> </w:t>
+            </w:r>
+            <w:r>
+              <w:t xml:space="preserve">method). The 29-rule set must be diffed rule-ID-by-rule-ID against the</w:t>
+            </w:r>
+            <w:r>
+              <w:t xml:space="preserve"> </w:t>
+            </w:r>
+            <w:r>
+              <w:t xml:space="preserve">finalized CR26 Moderate list (June 25, 2026), with the mapping stated</w:t>
+            </w:r>
+            <w:r>
+              <w:t xml:space="preserve"> </w:t>
+            </w:r>
+            <w:r>
+              <w:t xml:space="preserve">explicitly, before</w:t>
+            </w:r>
+            <w:r>
+              <w:t xml:space="preserve"> </w:t>
+            </w:r>
+            <w:r>
+              <w:t xml:space="preserve">“29/29 satisfied”</w:t>
+            </w:r>
+            <w:r>
+              <w:t xml:space="preserve"> </w:t>
+            </w:r>
+            <w:r>
+              <w:t xml:space="preserve">is carried into any authorization</w:t>
+            </w:r>
+            <w:r>
+              <w:t xml:space="preserve"> </w:t>
+            </w:r>
+            <w:r>
+              <w:t xml:space="preserve">decision.</w:t>
             </w:r>
           </w:p>
           <w:p/>
@@ -1328,13 +1434,13 @@
         <w:pStyle w:val="FirstParagraph"/>
       </w:pPr>
       <w:r>
-        <w:t xml:space="preserve">The UIAO Conformance Adapter evaluates all 29 FedRAMP 20x CR26 KSIs against the</w:t>
-      </w:r>
-      <w:r>
-        <w:t xml:space="preserve"> </w:t>
-      </w:r>
-      <w:r>
-        <w:t xml:space="preserve">AAN slot evidence. As of July 4, 2026 (self-assessment — pending 3PAO validation):</w:t>
+        <w:t xml:space="preserve">The UIAO Conformance Adapter evaluates all 29 ADR-111 KSI rules against the</w:t>
+      </w:r>
+      <w:r>
+        <w:t xml:space="preserve"> </w:t>
+      </w:r>
+      <w:r>
+        <w:t xml:space="preserve">AAN slot evidence. As of July 4, 2026 (self-assessment — pending independent SCA):</w:t>
       </w:r>
     </w:p>
     <w:p>
@@ -1560,25 +1666,25 @@
         <w:pStyle w:val="BodyText"/>
       </w:pPr>
       <w:r>
-        <w:t xml:space="preserve">All 29 CR26 KSIs evaluated at high confidence in the current self-assessment run.</w:t>
-      </w:r>
-      <w:r>
-        <w:t xml:space="preserve"> </w:t>
-      </w:r>
-      <w:r>
-        <w:t xml:space="preserve">Zero open risks identified. Zero POA&amp;M items generated. These results are</w:t>
-      </w:r>
-      <w:r>
-        <w:t xml:space="preserve"> </w:t>
-      </w:r>
-      <w:r>
-        <w:t xml:space="preserve">advisory pending independent 3PAO validation. The OSCAL Assessment Results (AR)</w:t>
-      </w:r>
-      <w:r>
-        <w:t xml:space="preserve"> </w:t>
-      </w:r>
-      <w:r>
-        <w:t xml:space="preserve">document is the machine-readable CA-2 deliverable.</w:t>
+        <w:t xml:space="preserve">All 29 rules in scope evaluated at high confidence in the current self-assessment</w:t>
+      </w:r>
+      <w:r>
+        <w:t xml:space="preserve"> </w:t>
+      </w:r>
+      <w:r>
+        <w:t xml:space="preserve">run. Zero open risks identified. Zero POA&amp;M items generated. These results are</w:t>
+      </w:r>
+      <w:r>
+        <w:t xml:space="preserve"> </w:t>
+      </w:r>
+      <w:r>
+        <w:t xml:space="preserve">advisory pending independent security control assessment (SCA). The OSCAL</w:t>
+      </w:r>
+      <w:r>
+        <w:t xml:space="preserve"> </w:t>
+      </w:r>
+      <w:r>
+        <w:t xml:space="preserve">Assessment Results (AR) document is the machine-readable CA-2 deliverable.</w:t>
       </w:r>
     </w:p>
     <w:p>
@@ -1646,7 +1752,7 @@
           <wp:inline>
             <wp:extent cx="5334000" cy="2667000"/>
             <wp:effectExtent b="0" l="0" r="0" t="0"/>
-            <wp:docPr descr="FedRAMP 20x Authorization Package Structure" title="" id="18" name="Picture"/>
+            <wp:docPr descr="Authorization Package Structure" title="" id="18" name="Picture"/>
             <a:graphic>
               <a:graphicData uri="http://schemas.openxmlformats.org/drawingml/2006/picture">
                 <pic:pic>
@@ -1689,7 +1795,110 @@
         <w:pStyle w:val="ImageCaption"/>
       </w:pPr>
       <w:r>
-        <w:t xml:space="preserve">FedRAMP 20x Authorization Package Structure</w:t>
+        <w:t xml:space="preserve">Authorization Package Structure</w:t>
+      </w:r>
+    </w:p>
+    <w:p>
+      <w:pPr>
+        <w:pStyle w:val="BlockText"/>
+      </w:pPr>
+      <w:r>
+        <w:rPr>
+          <w:b/>
+          <w:bCs/>
+        </w:rPr>
+        <w:t xml:space="preserve">Correction (2026-07 review — figure pending regeneration):</w:t>
+      </w:r>
+      <w:r>
+        <w:t xml:space="preserve"> </w:t>
+      </w:r>
+      <w:r>
+        <w:t xml:space="preserve">the figure’s</w:t>
+      </w:r>
+      <w:r>
+        <w:t xml:space="preserve"> </w:t>
+      </w:r>
+      <w:r>
+        <w:t xml:space="preserve">top tier reads</w:t>
+      </w:r>
+      <w:r>
+        <w:t xml:space="preserve"> </w:t>
+      </w:r>
+      <w:r>
+        <w:t xml:space="preserve">“submitted to FedRAMP PMO.”</w:t>
+      </w:r>
+      <w:r>
+        <w:t xml:space="preserve"> </w:t>
+      </w:r>
+      <w:r>
+        <w:t xml:space="preserve">That framing is a category error</w:t>
+      </w:r>
+      <w:r>
+        <w:t xml:space="preserve"> </w:t>
+      </w:r>
+      <w:r>
+        <w:t xml:space="preserve">for this system type: SSA is a consuming agency, and the package is</w:t>
+      </w:r>
+      <w:r>
+        <w:t xml:space="preserve"> </w:t>
+      </w:r>
+      <w:r>
+        <w:rPr>
+          <w:b/>
+          <w:bCs/>
+        </w:rPr>
+        <w:t xml:space="preserve">presented to the SSA Authorizing Official for the RMF authorization</w:t>
+      </w:r>
+      <w:r>
+        <w:rPr>
+          <w:b/>
+          <w:bCs/>
+        </w:rPr>
+        <w:t xml:space="preserve"> </w:t>
+      </w:r>
+      <w:r>
+        <w:rPr>
+          <w:b/>
+          <w:bCs/>
+        </w:rPr>
+        <w:t xml:space="preserve">decision</w:t>
+      </w:r>
+      <w:r>
+        <w:t xml:space="preserve">, with inherited FedRAMP CSO authorizations documented as leveraged</w:t>
+      </w:r>
+      <w:r>
+        <w:t xml:space="preserve"> </w:t>
+      </w:r>
+      <w:r>
+        <w:t xml:space="preserve">controls. The package contents (SSP, SAR, POA&amp;M, OSCAL bundle) are correct as</w:t>
+      </w:r>
+      <w:r>
+        <w:t xml:space="preserve"> </w:t>
+      </w:r>
+      <w:r>
+        <w:t xml:space="preserve">drawn — SSP/SAR/POA&amp;M</w:t>
+      </w:r>
+      <w:r>
+        <w:t xml:space="preserve"> </w:t>
+      </w:r>
+      <w:r>
+        <w:rPr>
+          <w:i/>
+          <w:iCs/>
+        </w:rPr>
+        <w:t xml:space="preserve">is</w:t>
+      </w:r>
+      <w:r>
+        <w:t xml:space="preserve"> </w:t>
+      </w:r>
+      <w:r>
+        <w:t xml:space="preserve">the RMF package; only the submission target</w:t>
+      </w:r>
+      <w:r>
+        <w:t xml:space="preserve"> </w:t>
+      </w:r>
+      <w:r>
+        <w:t xml:space="preserve">changes.</w:t>
       </w:r>
     </w:p>
     <w:p>
@@ -2199,7 +2408,7 @@
         <w:t xml:space="preserve"> </w:t>
       </w:r>
       <w:r>
-        <w:t xml:space="preserve">monitoring, and on-demand for the authorization package submission.</w:t>
+        <w:t xml:space="preserve">monitoring, and on-demand for the authorization package assembly.</w:t>
       </w:r>
     </w:p>
     <w:bookmarkEnd w:id="23"/>
@@ -5464,13 +5673,13 @@
     </w:p>
     <w:bookmarkEnd w:id="38"/>
     <w:bookmarkEnd w:id="39"/>
-    <w:bookmarkStart w:id="43" w:name="fedramp-20x-authorization-package-ca-6"/>
+    <w:bookmarkStart w:id="43" w:name="agency-authorization-package-ca-6"/>
     <w:p>
       <w:pPr>
         <w:pStyle w:val="Heading1"/>
       </w:pPr>
       <w:r>
-        <w:t xml:space="preserve">5. 4 FedRAMP 20x Authorization Package (CA-6)</w:t>
+        <w:t xml:space="preserve">5. 4 Agency Authorization Package (CA-6)</w:t>
       </w:r>
     </w:p>
     <w:bookmarkStart w:id="40" w:name="package-components"/>
@@ -5487,19 +5696,31 @@
         <w:pStyle w:val="FirstParagraph"/>
       </w:pPr>
       <w:r>
-        <w:t xml:space="preserve">The FedRAMP 20x authorization package has a simpler structure than the Rev 5</w:t>
-      </w:r>
-      <w:r>
-        <w:t xml:space="preserve"> </w:t>
-      </w:r>
-      <w:r>
-        <w:t xml:space="preserve">package. FedRAMP 20x replaces the 325-control audit with a KSI-evidence model.</w:t>
-      </w:r>
-      <w:r>
-        <w:t xml:space="preserve"> </w:t>
-      </w:r>
-      <w:r>
-        <w:t xml:space="preserve">The authorization package consists of:</w:t>
+        <w:t xml:space="preserve">The agency RMF authorization package (ConMon evidence modeled on the FedRAMP</w:t>
+      </w:r>
+      <w:r>
+        <w:t xml:space="preserve"> </w:t>
+      </w:r>
+      <w:r>
+        <w:t xml:space="preserve">20x KSI schema) has a simpler evidence structure than a traditional package:</w:t>
+      </w:r>
+      <w:r>
+        <w:t xml:space="preserve"> </w:t>
+      </w:r>
+      <w:r>
+        <w:t xml:space="preserve">the 20x KSI-evidence model replaces the 325-control audit binder for the CSOs</w:t>
+      </w:r>
+      <w:r>
+        <w:t xml:space="preserve"> </w:t>
+      </w:r>
+      <w:r>
+        <w:t xml:space="preserve">SSA inherits, and this package adopts the same machine-readable model for the</w:t>
+      </w:r>
+      <w:r>
+        <w:t xml:space="preserve"> </w:t>
+      </w:r>
+      <w:r>
+        <w:t xml:space="preserve">agency’s own ConMon evidence. The authorization package consists of:</w:t>
       </w:r>
     </w:p>
     <w:p>
@@ -5507,7 +5728,7 @@
         <w:pStyle w:val="TableCaption"/>
       </w:pPr>
       <w:r>
-        <w:t xml:space="preserve">FedRAMP 20x Authorization Package — Component Index</w:t>
+        <w:t xml:space="preserve">Agency Authorization Package — Component Index</w:t>
       </w:r>
     </w:p>
     <w:tbl>
@@ -5516,7 +5737,7 @@
         <w:tblW w:type="pct" w:w="5000"/>
         <w:tblLayout w:type="fixed"/>
         <w:tblLook w:firstRow="1" w:lastRow="0" w:firstColumn="0" w:lastColumn="0" w:noHBand="0" w:noVBand="0" w:val="0020"/>
-        <w:tblCaption w:val="FedRAMP 20x Authorization Package — Component Index"/>
+        <w:tblCaption w:val="Agency Authorization Package — Component Index"/>
       </w:tblPr>
       <w:tblGrid>
         <w:gridCol w:w="3226"/>
@@ -5835,13 +6056,13 @@
       </w:tr>
     </w:tbl>
     <w:bookmarkEnd w:id="40"/>
-    <w:bookmarkStart w:id="41" w:name="submission-timeline"/>
+    <w:bookmarkStart w:id="41" w:name="authorization-timeline"/>
     <w:p>
       <w:pPr>
         <w:pStyle w:val="Heading2"/>
       </w:pPr>
       <w:r>
-        <w:t xml:space="preserve">5.2 4.2 Submission Timeline</w:t>
+        <w:t xml:space="preserve">5.2 4.2 Authorization Timeline</w:t>
       </w:r>
     </w:p>
     <w:p>
@@ -5911,7 +6132,7 @@
               <w:pStyle w:val="Compact"/>
             </w:pPr>
             <w:r>
-              <w:t xml:space="preserve">FedRAMP 20x Class A opens</w:t>
+              <w:t xml:space="preserve">FedRAMP 20x Class A opens (CSO pipeline — inherited providers)</w:t>
             </w:r>
           </w:p>
         </w:tc>
@@ -5946,7 +6167,7 @@
               <w:pStyle w:val="Compact"/>
             </w:pPr>
             <w:r>
-              <w:t xml:space="preserve">FedRAMP 20x Class B + C opens</w:t>
+              <w:t xml:space="preserve">FedRAMP 20x Class B + C opens (CSO pipeline — inherited providers)</w:t>
             </w:r>
           </w:p>
         </w:tc>
@@ -5981,7 +6202,7 @@
               <w:pStyle w:val="Compact"/>
             </w:pPr>
             <w:r>
-              <w:t xml:space="preserve">BOD 26-04 VDR/VER deadline</w:t>
+              <w:t xml:space="preserve">BOD 26-04 VDR/VER deadline (CISA submission)</w:t>
             </w:r>
           </w:p>
         </w:tc>
@@ -6024,7 +6245,7 @@
               <w:pStyle w:val="Compact"/>
             </w:pPr>
             <w:r>
-              <w:t xml:space="preserve">FedRAMP 20x mandatory for new authorizations</w:t>
+              <w:t xml:space="preserve">FedRAMP 20x mandatory for inherited CSO authorizations</w:t>
             </w:r>
           </w:p>
         </w:tc>
@@ -6059,7 +6280,7 @@
               <w:pStyle w:val="Compact"/>
             </w:pPr>
             <w:r>
-              <w:t xml:space="preserve">Submit authorization package (Class B)</w:t>
+              <w:t xml:space="preserve">Present authorization package to SSA AO</w:t>
             </w:r>
           </w:p>
         </w:tc>
@@ -6094,7 +6315,7 @@
               <w:pStyle w:val="Compact"/>
             </w:pPr>
             <w:r>
-              <w:t xml:space="preserve">ATO decision expected</w:t>
+              <w:t xml:space="preserve">Agency ATO decision expected</w:t>
             </w:r>
           </w:p>
         </w:tc>
@@ -6137,7 +6358,7 @@
         <w:pStyle w:val="FirstParagraph"/>
       </w:pPr>
       <w:r>
-        <w:t xml:space="preserve">Before submission, the Authorizing Official (AO) reviews:</w:t>
+        <w:t xml:space="preserve">Before the authorization decision, the Authorizing Official (AO) reviews:</w:t>
       </w:r>
     </w:p>
     <w:p>
@@ -6149,7 +6370,7 @@
         </w:numPr>
       </w:pPr>
       <w:r>
-        <w:t xml:space="preserve">All 29 KSIs self-assessed as satisfied in current AR (zero open risks); 3PAO validation scheduled</w:t>
+        <w:t xml:space="preserve">All 29 KSI rules self-assessed as satisfied in current AR (zero open risks); independent SCA scheduled</w:t>
       </w:r>
     </w:p>
     <w:p>
@@ -7047,13 +7268,13 @@
     </w:p>
     <w:bookmarkEnd w:id="46"/>
     <w:bookmarkEnd w:id="47"/>
-    <w:bookmarkStart w:id="48" w:name="at-4-evidence-contract-submission"/>
+    <w:bookmarkStart w:id="48" w:name="at-4-evidence-contract-currency"/>
     <w:p>
       <w:pPr>
         <w:pStyle w:val="Heading2"/>
       </w:pPr>
       <w:r>
-        <w:t xml:space="preserve">6.3 5.3 AT-4 Evidence Contract Submission</w:t>
+        <w:t xml:space="preserve">6.3 5.3 AT-4 Evidence Contract Currency</w:t>
       </w:r>
     </w:p>
     <w:p>
@@ -7082,7 +7303,7 @@
         <w:t xml:space="preserve"> </w:t>
       </w:r>
       <w:r>
-        <w:t xml:space="preserve">current at time of ATO package submission:</w:t>
+        <w:t xml:space="preserve">current at the time of the AO’s ATO package review:</w:t>
       </w:r>
     </w:p>
     <w:p>
@@ -8496,16 +8717,16 @@
         <w:t xml:space="preserve"> </w:t>
       </w:r>
       <w:r>
-        <w:t xml:space="preserve">Complete in order before the November 2026 submission window.</w:t>
-      </w:r>
-    </w:p>
-    <w:bookmarkStart w:id="58" w:name="pre-submission-checklist"/>
+        <w:t xml:space="preserve">Complete in order before the November 2026 AO review window.</w:t>
+      </w:r>
+    </w:p>
+    <w:bookmarkStart w:id="58" w:name="pre-decision-checklist"/>
     <w:p>
       <w:pPr>
         <w:pStyle w:val="Heading2"/>
       </w:pPr>
       <w:r>
-        <w:t xml:space="preserve">9.1 8.1 Pre-Submission Checklist</w:t>
+        <w:t xml:space="preserve">9.1 8.1 Pre-Decision Checklist</w:t>
       </w:r>
     </w:p>
     <w:p>
@@ -8589,7 +8810,7 @@
         </w:numPr>
       </w:pPr>
       <w:r>
-        <w:t xml:space="preserve">Submit bundle (AP + AR + POA&amp;M) to FedRAMP PMO via secure portal</w:t>
+        <w:t xml:space="preserve">Present bundle (AP + AR + POA&amp;M) to the SSA AO for the RMF authorization decision</w:t>
       </w:r>
     </w:p>
     <w:p>
@@ -8939,13 +9160,13 @@
       </w:r>
     </w:p>
     <w:bookmarkEnd w:id="58"/>
-    <w:bookmarkStart w:id="59" w:name="day-of-submission-procedure"/>
+    <w:bookmarkStart w:id="59" w:name="authorization-decision-package-procedure"/>
     <w:p>
       <w:pPr>
         <w:pStyle w:val="Heading2"/>
       </w:pPr>
       <w:r>
-        <w:t xml:space="preserve">9.2 8.2 Day-of-Submission Procedure</w:t>
+        <w:t xml:space="preserve">9.2 8.2 Authorization-Decision Package Procedure</w:t>
       </w:r>
     </w:p>
     <w:p>
@@ -9229,7 +9450,7 @@
         <w:rPr>
           <w:rStyle w:val="CommentTok"/>
         </w:rPr>
-        <w:t xml:space="preserve"># 4. Package for submission (ZIP per FedRAMP PMO instructions)</w:t>
+        <w:t xml:space="preserve"># 4. Package for the SSA AO review</w:t>
       </w:r>
       <w:r>
         <w:br/>
@@ -9256,7 +9477,7 @@
         <w:rPr>
           <w:rStyle w:val="NormalTok"/>
         </w:rPr>
-        <w:t xml:space="preserve"> ssa-gcc-moderate-fedramp20x-</w:t>
+        <w:t xml:space="preserve"> ssa-gcc-moderate-authpkg-</w:t>
       </w:r>
       <w:r>
         <w:rPr>
@@ -9553,7 +9774,7 @@
               <w:pStyle w:val="Compact"/>
             </w:pPr>
             <w:r>
-              <w:t xml:space="preserve">ATO package structure documented in §4; submission checklist in §8; AO review roles in §6.4</w:t>
+              <w:t xml:space="preserve">Agency ATO package structure documented in §4; assembly checklist in §8; AO review roles in §6.4; leveraged FedRAMP authorizations documented as inherited controls in the SSP</w:t>
             </w:r>
           </w:p>
         </w:tc>
@@ -9646,7 +9867,7 @@
               <w:pStyle w:val="Compact"/>
             </w:pPr>
             <w:r>
-              <w:t xml:space="preserve">FedRAMP PMO review of OSCAL AR constitutes the independent assessment; ScuBA assessment provides continuous independent M365 validation</w:t>
+              <w:t xml:space="preserve">Independent security control assessment (SCA) of the OSCAL AR — SSA may engage a FedRAMP-recognized 3PAO as its assessor — constitutes the independent assessment; ScuBA assessment provides continuous independent M365 validation</w:t>
             </w:r>
           </w:p>
         </w:tc>
@@ -9824,7 +10045,7 @@
         <w:t xml:space="preserve"> </w:t>
       </w:r>
       <w:r>
-        <w:t xml:space="preserve">run (self-assessment). All 29 are evaluated as satisfied pending 3PAO validation.</w:t>
+        <w:t xml:space="preserve">run (self-assessment). All 29 are evaluated as satisfied pending independent SCA.</w:t>
       </w:r>
     </w:p>
     <w:p>

--- a/inbox/Application Aware Networking/Book_19_FedAAN_Authorization_Package_ConMon.docx
+++ b/inbox/Application Aware Networking/Book_19_FedAAN_Authorization_Package_ConMon.docx
@@ -1796,109 +1796,6 @@
       </w:pPr>
       <w:r>
         <w:t xml:space="preserve">Authorization Package Structure</w:t>
-      </w:r>
-    </w:p>
-    <w:p>
-      <w:pPr>
-        <w:pStyle w:val="BlockText"/>
-      </w:pPr>
-      <w:r>
-        <w:rPr>
-          <w:b/>
-          <w:bCs/>
-        </w:rPr>
-        <w:t xml:space="preserve">Correction (2026-07 review — figure pending regeneration):</w:t>
-      </w:r>
-      <w:r>
-        <w:t xml:space="preserve"> </w:t>
-      </w:r>
-      <w:r>
-        <w:t xml:space="preserve">the figure’s</w:t>
-      </w:r>
-      <w:r>
-        <w:t xml:space="preserve"> </w:t>
-      </w:r>
-      <w:r>
-        <w:t xml:space="preserve">top tier reads</w:t>
-      </w:r>
-      <w:r>
-        <w:t xml:space="preserve"> </w:t>
-      </w:r>
-      <w:r>
-        <w:t xml:space="preserve">“submitted to FedRAMP PMO.”</w:t>
-      </w:r>
-      <w:r>
-        <w:t xml:space="preserve"> </w:t>
-      </w:r>
-      <w:r>
-        <w:t xml:space="preserve">That framing is a category error</w:t>
-      </w:r>
-      <w:r>
-        <w:t xml:space="preserve"> </w:t>
-      </w:r>
-      <w:r>
-        <w:t xml:space="preserve">for this system type: SSA is a consuming agency, and the package is</w:t>
-      </w:r>
-      <w:r>
-        <w:t xml:space="preserve"> </w:t>
-      </w:r>
-      <w:r>
-        <w:rPr>
-          <w:b/>
-          <w:bCs/>
-        </w:rPr>
-        <w:t xml:space="preserve">presented to the SSA Authorizing Official for the RMF authorization</w:t>
-      </w:r>
-      <w:r>
-        <w:rPr>
-          <w:b/>
-          <w:bCs/>
-        </w:rPr>
-        <w:t xml:space="preserve"> </w:t>
-      </w:r>
-      <w:r>
-        <w:rPr>
-          <w:b/>
-          <w:bCs/>
-        </w:rPr>
-        <w:t xml:space="preserve">decision</w:t>
-      </w:r>
-      <w:r>
-        <w:t xml:space="preserve">, with inherited FedRAMP CSO authorizations documented as leveraged</w:t>
-      </w:r>
-      <w:r>
-        <w:t xml:space="preserve"> </w:t>
-      </w:r>
-      <w:r>
-        <w:t xml:space="preserve">controls. The package contents (SSP, SAR, POA&amp;M, OSCAL bundle) are correct as</w:t>
-      </w:r>
-      <w:r>
-        <w:t xml:space="preserve"> </w:t>
-      </w:r>
-      <w:r>
-        <w:t xml:space="preserve">drawn — SSP/SAR/POA&amp;M</w:t>
-      </w:r>
-      <w:r>
-        <w:t xml:space="preserve"> </w:t>
-      </w:r>
-      <w:r>
-        <w:rPr>
-          <w:i/>
-          <w:iCs/>
-        </w:rPr>
-        <w:t xml:space="preserve">is</w:t>
-      </w:r>
-      <w:r>
-        <w:t xml:space="preserve"> </w:t>
-      </w:r>
-      <w:r>
-        <w:t xml:space="preserve">the RMF package; only the submission target</w:t>
-      </w:r>
-      <w:r>
-        <w:t xml:space="preserve"> </w:t>
-      </w:r>
-      <w:r>
-        <w:t xml:space="preserve">changes.</w:t>
       </w:r>
     </w:p>
     <w:p>

--- a/inbox/Application Aware Networking/Book_19_FedAAN_Authorization_Package_ConMon.docx
+++ b/inbox/Application Aware Networking/Book_19_FedAAN_Authorization_Package_ConMon.docx
@@ -7211,7 +7211,16 @@
         <w:rPr>
           <w:rStyle w:val="CommentTok"/>
         </w:rPr>
-        <w:t xml:space="preserve"># Verify training record is current (exported from Viva Learning Graph API)</w:t>
+        <w:t xml:space="preserve"># Verify training record is current (exported via the current LMS adapter —</w:t>
+      </w:r>
+      <w:r>
+        <w:br/>
+      </w:r>
+      <w:r>
+        <w:rPr>
+          <w:rStyle w:val="CommentTok"/>
+        </w:rPr>
+        <w:t xml:space="preserve"># Viva Learning Graph API; the evidence contract is the LMS-agnostic JSON schema)</w:t>
       </w:r>
       <w:r>
         <w:br/>
@@ -8894,7 +8903,7 @@
         <w:t xml:space="preserve"> </w:t>
       </w:r>
       <w:r>
-        <w:t xml:space="preserve">from Viva Learning</w:t>
+        <w:t xml:space="preserve">via the current LMS adapter (Viva Learning Graph API; the schema, not the LMS, is the evidence contract)</w:t>
       </w:r>
     </w:p>
     <w:p>

--- a/inbox/Application Aware Networking/Book_19_FedAAN_Authorization_Package_ConMon.docx
+++ b/inbox/Application Aware Networking/Book_19_FedAAN_Authorization_Package_ConMon.docx
@@ -1799,109 +1799,6 @@
       </w:r>
     </w:p>
     <w:p>
-      <w:pPr>
-        <w:pStyle w:val="BlockText"/>
-      </w:pPr>
-      <w:r>
-        <w:rPr>
-          <w:b/>
-          <w:bCs/>
-        </w:rPr>
-        <w:t xml:space="preserve">Correction (2026-07 review — figure pending regeneration):</w:t>
-      </w:r>
-      <w:r>
-        <w:t xml:space="preserve"> </w:t>
-      </w:r>
-      <w:r>
-        <w:t xml:space="preserve">the figure’s</w:t>
-      </w:r>
-      <w:r>
-        <w:t xml:space="preserve"> </w:t>
-      </w:r>
-      <w:r>
-        <w:t xml:space="preserve">top tier reads</w:t>
-      </w:r>
-      <w:r>
-        <w:t xml:space="preserve"> </w:t>
-      </w:r>
-      <w:r>
-        <w:t xml:space="preserve">“submitted to FedRAMP PMO.”</w:t>
-      </w:r>
-      <w:r>
-        <w:t xml:space="preserve"> </w:t>
-      </w:r>
-      <w:r>
-        <w:t xml:space="preserve">That framing is a category error</w:t>
-      </w:r>
-      <w:r>
-        <w:t xml:space="preserve"> </w:t>
-      </w:r>
-      <w:r>
-        <w:t xml:space="preserve">for this system type: SSA is a consuming agency, and the package is</w:t>
-      </w:r>
-      <w:r>
-        <w:t xml:space="preserve"> </w:t>
-      </w:r>
-      <w:r>
-        <w:rPr>
-          <w:b/>
-          <w:bCs/>
-        </w:rPr>
-        <w:t xml:space="preserve">presented to the SSA Authorizing Official for the RMF authorization</w:t>
-      </w:r>
-      <w:r>
-        <w:rPr>
-          <w:b/>
-          <w:bCs/>
-        </w:rPr>
-        <w:t xml:space="preserve"> </w:t>
-      </w:r>
-      <w:r>
-        <w:rPr>
-          <w:b/>
-          <w:bCs/>
-        </w:rPr>
-        <w:t xml:space="preserve">decision</w:t>
-      </w:r>
-      <w:r>
-        <w:t xml:space="preserve">, with inherited FedRAMP CSO authorizations documented as leveraged</w:t>
-      </w:r>
-      <w:r>
-        <w:t xml:space="preserve"> </w:t>
-      </w:r>
-      <w:r>
-        <w:t xml:space="preserve">controls. The package contents (SSP, SAR, POA&amp;M, OSCAL bundle) are correct as</w:t>
-      </w:r>
-      <w:r>
-        <w:t xml:space="preserve"> </w:t>
-      </w:r>
-      <w:r>
-        <w:t xml:space="preserve">drawn — SSP/SAR/POA&amp;M</w:t>
-      </w:r>
-      <w:r>
-        <w:t xml:space="preserve"> </w:t>
-      </w:r>
-      <w:r>
-        <w:rPr>
-          <w:i/>
-          <w:iCs/>
-        </w:rPr>
-        <w:t xml:space="preserve">is</w:t>
-      </w:r>
-      <w:r>
-        <w:t xml:space="preserve"> </w:t>
-      </w:r>
-      <w:r>
-        <w:t xml:space="preserve">the RMF package; only the submission target</w:t>
-      </w:r>
-      <w:r>
-        <w:t xml:space="preserve"> </w:t>
-      </w:r>
-      <w:r>
-        <w:t xml:space="preserve">changes.</w:t>
-      </w:r>
-    </w:p>
-    <w:p>
       <w:r>
         <w:pict>
           <v:rect style="width:0;height:1.5pt" o:hralign="center" o:hrstd="t" o:hr="t"/>
@@ -7314,7 +7211,16 @@
         <w:rPr>
           <w:rStyle w:val="CommentTok"/>
         </w:rPr>
-        <w:t xml:space="preserve"># Verify training record is current (exported from Viva Learning Graph API)</w:t>
+        <w:t xml:space="preserve"># Verify training record is current (exported via the current LMS adapter —</w:t>
+      </w:r>
+      <w:r>
+        <w:br/>
+      </w:r>
+      <w:r>
+        <w:rPr>
+          <w:rStyle w:val="CommentTok"/>
+        </w:rPr>
+        <w:t xml:space="preserve"># Viva Learning Graph API; the evidence contract is the LMS-agnostic JSON schema)</w:t>
       </w:r>
       <w:r>
         <w:br/>
@@ -8997,7 +8903,7 @@
         <w:t xml:space="preserve"> </w:t>
       </w:r>
       <w:r>
-        <w:t xml:space="preserve">from Viva Learning</w:t>
+        <w:t xml:space="preserve">via the current LMS adapter (Viva Learning Graph API; the schema, not the LMS, is the evidence contract)</w:t>
       </w:r>
     </w:p>
     <w:p>
